--- a/fuentes/621602_CF02_DU.docx
+++ b/fuentes/621602_CF02_DU.docx
@@ -2430,7 +2430,13 @@
     </w:p>
     <w:p>
       <w:r>
-        <w:t xml:space="preserve">La siguiente tabla resume los componentes de sistema turístico y describe algunos ejemplos aplicados: </w:t>
+        <w:t>La siguiente tabla resume los componentes de</w:t>
+      </w:r>
+      <w:r>
+        <w:t>l</w:t>
+      </w:r>
+      <w:r>
+        <w:t xml:space="preserve"> sistema turístico y describe algunos ejemplos aplicados: </w:t>
       </w:r>
     </w:p>
     <w:p>
@@ -2576,6 +2582,13 @@
               </w:rPr>
               <w:t>Estructura turística (planta turística)</w:t>
             </w:r>
+            <w:r>
+              <w:rPr>
+                <w:rFonts w:asciiTheme="minorHAnsi" w:hAnsiTheme="minorHAnsi" w:cstheme="minorHAnsi"/>
+                <w:szCs w:val="28"/>
+              </w:rPr>
+              <w:t>.</w:t>
+            </w:r>
           </w:p>
         </w:tc>
         <w:tc>
@@ -2627,6 +2640,13 @@
               <w:lastRenderedPageBreak/>
               <w:t>Hoteles, restaurantes, recreación</w:t>
             </w:r>
+            <w:r>
+              <w:rPr>
+                <w:rFonts w:asciiTheme="minorHAnsi" w:hAnsiTheme="minorHAnsi" w:cstheme="minorHAnsi"/>
+                <w:szCs w:val="28"/>
+              </w:rPr>
+              <w:t>.</w:t>
+            </w:r>
           </w:p>
         </w:tc>
         <w:tc>
@@ -2647,6 +2667,13 @@
                 <w:szCs w:val="28"/>
               </w:rPr>
               <w:t>Hotel, restaurante del hotel, piscina</w:t>
+            </w:r>
+            <w:r>
+              <w:rPr>
+                <w:rFonts w:asciiTheme="minorHAnsi" w:hAnsiTheme="minorHAnsi" w:cstheme="minorHAnsi"/>
+                <w:szCs w:val="28"/>
+              </w:rPr>
+              <w:t>.</w:t>
             </w:r>
           </w:p>
         </w:tc>
@@ -2671,6 +2698,13 @@
               </w:rPr>
               <w:t>Infraestructura turística</w:t>
             </w:r>
+            <w:r>
+              <w:rPr>
+                <w:rFonts w:asciiTheme="minorHAnsi" w:hAnsiTheme="minorHAnsi" w:cstheme="minorHAnsi"/>
+                <w:szCs w:val="28"/>
+              </w:rPr>
+              <w:t>.</w:t>
+            </w:r>
           </w:p>
         </w:tc>
         <w:tc>
@@ -2713,6 +2747,13 @@
               </w:rPr>
               <w:t>Vías, transporte, servicios públicos</w:t>
             </w:r>
+            <w:r>
+              <w:rPr>
+                <w:rFonts w:asciiTheme="minorHAnsi" w:hAnsiTheme="minorHAnsi" w:cstheme="minorHAnsi"/>
+                <w:szCs w:val="28"/>
+              </w:rPr>
+              <w:t>.</w:t>
+            </w:r>
           </w:p>
         </w:tc>
         <w:tc>
@@ -2733,6 +2774,13 @@
                 <w:szCs w:val="28"/>
               </w:rPr>
               <w:t>Carreteras, aeropuerto, energía del hotel</w:t>
+            </w:r>
+            <w:r>
+              <w:rPr>
+                <w:rFonts w:asciiTheme="minorHAnsi" w:hAnsiTheme="minorHAnsi" w:cstheme="minorHAnsi"/>
+                <w:szCs w:val="28"/>
+              </w:rPr>
+              <w:t>.</w:t>
             </w:r>
           </w:p>
         </w:tc>
@@ -2760,6 +2808,13 @@
               </w:rPr>
               <w:t>Superestructura turística</w:t>
             </w:r>
+            <w:r>
+              <w:rPr>
+                <w:rFonts w:asciiTheme="minorHAnsi" w:hAnsiTheme="minorHAnsi" w:cstheme="minorHAnsi"/>
+                <w:szCs w:val="28"/>
+              </w:rPr>
+              <w:t>.</w:t>
+            </w:r>
           </w:p>
         </w:tc>
         <w:tc>
@@ -2802,6 +2857,13 @@
               </w:rPr>
               <w:t>MinCIT, FONTUR, PROCOLOMBIA</w:t>
             </w:r>
+            <w:r>
+              <w:rPr>
+                <w:rFonts w:asciiTheme="minorHAnsi" w:hAnsiTheme="minorHAnsi" w:cstheme="minorHAnsi"/>
+                <w:szCs w:val="28"/>
+              </w:rPr>
+              <w:t>.</w:t>
+            </w:r>
           </w:p>
         </w:tc>
         <w:tc>
@@ -2822,6 +2884,13 @@
                 <w:szCs w:val="28"/>
               </w:rPr>
               <w:t>Registro Nacional de Turismo</w:t>
+            </w:r>
+            <w:r>
+              <w:rPr>
+                <w:rFonts w:asciiTheme="minorHAnsi" w:hAnsiTheme="minorHAnsi" w:cstheme="minorHAnsi"/>
+                <w:szCs w:val="28"/>
+              </w:rPr>
+              <w:t>.</w:t>
             </w:r>
           </w:p>
         </w:tc>
@@ -2846,6 +2915,13 @@
               </w:rPr>
               <w:t>Oferta turística</w:t>
             </w:r>
+            <w:r>
+              <w:rPr>
+                <w:rFonts w:asciiTheme="minorHAnsi" w:hAnsiTheme="minorHAnsi" w:cstheme="minorHAnsi"/>
+                <w:szCs w:val="28"/>
+              </w:rPr>
+              <w:t>.</w:t>
+            </w:r>
           </w:p>
         </w:tc>
         <w:tc>
@@ -2901,6 +2977,13 @@
               </w:rPr>
               <w:t xml:space="preserve"> gastronomía</w:t>
             </w:r>
+            <w:r>
+              <w:rPr>
+                <w:rFonts w:asciiTheme="minorHAnsi" w:hAnsiTheme="minorHAnsi" w:cstheme="minorHAnsi"/>
+                <w:szCs w:val="28"/>
+              </w:rPr>
+              <w:t>.</w:t>
+            </w:r>
           </w:p>
         </w:tc>
         <w:tc>
@@ -2921,6 +3004,13 @@
                 <w:szCs w:val="28"/>
               </w:rPr>
               <w:t>Planes de alojamiento</w:t>
+            </w:r>
+            <w:r>
+              <w:rPr>
+                <w:rFonts w:asciiTheme="minorHAnsi" w:hAnsiTheme="minorHAnsi" w:cstheme="minorHAnsi"/>
+                <w:szCs w:val="28"/>
+              </w:rPr>
+              <w:t>.</w:t>
             </w:r>
           </w:p>
         </w:tc>
@@ -2948,6 +3038,13 @@
               </w:rPr>
               <w:t>Demanda turística</w:t>
             </w:r>
+            <w:r>
+              <w:rPr>
+                <w:rFonts w:asciiTheme="minorHAnsi" w:hAnsiTheme="minorHAnsi" w:cstheme="minorHAnsi"/>
+                <w:szCs w:val="28"/>
+              </w:rPr>
+              <w:t>.</w:t>
+            </w:r>
           </w:p>
         </w:tc>
         <w:tc>
@@ -2990,6 +3087,13 @@
               </w:rPr>
               <w:t>Turistas de ocio, negocios</w:t>
             </w:r>
+            <w:r>
+              <w:rPr>
+                <w:rFonts w:asciiTheme="minorHAnsi" w:hAnsiTheme="minorHAnsi" w:cstheme="minorHAnsi"/>
+                <w:szCs w:val="28"/>
+              </w:rPr>
+              <w:t>.</w:t>
+            </w:r>
           </w:p>
         </w:tc>
         <w:tc>
@@ -3010,6 +3114,13 @@
                 <w:szCs w:val="28"/>
               </w:rPr>
               <w:t>Huéspedes del hotel</w:t>
+            </w:r>
+            <w:r>
+              <w:rPr>
+                <w:rFonts w:asciiTheme="minorHAnsi" w:hAnsiTheme="minorHAnsi" w:cstheme="minorHAnsi"/>
+                <w:szCs w:val="28"/>
+              </w:rPr>
+              <w:t>.</w:t>
             </w:r>
           </w:p>
         </w:tc>
@@ -4543,28 +4654,19 @@
     </w:p>
     <w:p>
       <w:r>
-        <w:t xml:space="preserve">Lo invitamos a ingresar al siguiente enlace web, donde podrá consultar la Ley 300 de 1996 o Ley General de Turismo, que legisla este tipo de actividades en Colombia: </w:t>
-      </w:r>
-    </w:p>
-    <w:p>
-      <w:pPr>
-        <w:rPr>
-          <w:b/>
-          <w:bCs/>
-          <w:u w:val="single"/>
-        </w:rPr>
-      </w:pPr>
-      <w:hyperlink r:id="rId12" w:history="1">
-        <w:r>
-          <w:rPr>
-            <w:rStyle w:val="Hipervnculo"/>
-            <w:b/>
-            <w:bCs/>
-          </w:rPr>
-          <w:t>Enlace</w:t>
-        </w:r>
-      </w:hyperlink>
-    </w:p>
+        <w:t>Lo invitamos a ingresar a</w:t>
+      </w:r>
+      <w:r>
+        <w:t xml:space="preserve"> la carpeta Anexos</w:t>
+      </w:r>
+      <w:r>
+        <w:t>, donde podrá consultar la Ley 300 de 1996 o Ley General de Turismo, que legisla este tipo de actividades en Colombia</w:t>
+      </w:r>
+      <w:r>
+        <w:t>.</w:t>
+      </w:r>
+    </w:p>
+    <w:p/>
     <w:p>
       <w:pPr>
         <w:pStyle w:val="Ttulo1"/>
@@ -4646,15 +4748,13 @@
         </w:rPr>
         <w:t xml:space="preserve">: </w:t>
       </w:r>
-      <w:hyperlink r:id="rId13" w:history="1">
-        <w:r>
-          <w:rPr>
-            <w:rStyle w:val="Hipervnculo"/>
-            <w:bCs/>
-          </w:rPr>
-          <w:t>https://www.youtube.com/watch?v=mkIdPKBfpXc</w:t>
-        </w:r>
-      </w:hyperlink>
+      <w:r>
+        <w:rPr>
+          <w:rStyle w:val="Hipervnculo"/>
+          <w:bCs/>
+        </w:rPr>
+        <w:t>https://youtu.be/3BsU1h2Syr4</w:t>
+      </w:r>
       <w:r>
         <w:rPr>
           <w:bCs/>
@@ -6092,13 +6192,17 @@
               <w:rPr>
                 <w:rStyle w:val="Extranjerismo"/>
               </w:rPr>
-              <w:t>No Show</w:t>
-            </w:r>
-            <w:r>
-              <w:rPr>
-                <w:rFonts w:asciiTheme="minorHAnsi" w:hAnsiTheme="minorHAnsi" w:cstheme="minorHAnsi"/>
-                <w:b/>
-                <w:bCs/>
+              <w:t xml:space="preserve">No </w:t>
+            </w:r>
+            <w:r>
+              <w:rPr>
+                <w:rStyle w:val="Extranjerismo"/>
+              </w:rPr>
+              <w:t>Show</w:t>
+            </w:r>
+            <w:r>
+              <w:rPr>
+                <w:rFonts w:asciiTheme="minorHAnsi" w:hAnsiTheme="minorHAnsi" w:cstheme="minorHAnsi"/>
                 <w:i/>
                 <w:iCs/>
                 <w:szCs w:val="28"/>
@@ -6935,13 +7039,12 @@
         </w:rPr>
         <w:t xml:space="preserve">Lo invitamos a consultar el siguiente video para conocer de manera práctica cómo funciona la gestión de reserva hotelera: </w:t>
       </w:r>
-      <w:hyperlink r:id="rId14" w:history="1">
+      <w:hyperlink r:id="rId12" w:history="1">
         <w:r>
           <w:rPr>
             <w:rStyle w:val="Hipervnculo"/>
-            <w:lang w:val="es-419" w:eastAsia="es-CO"/>
           </w:rPr>
-          <w:t>https://www.youtube.com/watch?v=xb0ZUTCUX08</w:t>
+          <w:t>https://youtu.be/3BsU1h2Syr4</w:t>
         </w:r>
       </w:hyperlink>
     </w:p>
@@ -8545,13 +8648,13 @@
                     <pic:cNvPicPr/>
                   </pic:nvPicPr>
                   <pic:blipFill>
-                    <a:blip r:embed="rId15">
+                    <a:blip r:embed="rId13">
                       <a:extLst>
                         <a:ext uri="{28A0092B-C50C-407E-A947-70E740481C1C}">
                           <a14:useLocalDpi xmlns:a14="http://schemas.microsoft.com/office/drawing/2010/main" val="0"/>
                         </a:ext>
                         <a:ext uri="{96DAC541-7B7A-43D3-8B79-37D633B846F1}">
-                          <asvg:svgBlip xmlns:asvg="http://schemas.microsoft.com/office/drawing/2016/SVG/main" r:embed="rId16"/>
+                          <asvg:svgBlip xmlns:asvg="http://schemas.microsoft.com/office/drawing/2016/SVG/main" r:embed="rId14"/>
                         </a:ext>
                       </a:extLst>
                     </a:blip>
@@ -9648,7 +9751,7 @@
       <w:r>
         <w:t xml:space="preserve">Fondo Nacional de Turismo. (6 de 4 de 2021). FONTUR. </w:t>
       </w:r>
-      <w:hyperlink r:id="rId17" w:history="1">
+      <w:hyperlink r:id="rId15" w:history="1">
         <w:r>
           <w:rPr>
             <w:rStyle w:val="Hipervnculo"/>
@@ -9661,7 +9764,7 @@
       <w:r>
         <w:t xml:space="preserve"> Instituto Distrital de Turismo. ANATO Asociación Colombiana de Agencias de Viajes y Turismo. (2007). </w:t>
       </w:r>
-      <w:hyperlink r:id="rId18" w:history="1">
+      <w:hyperlink r:id="rId16" w:history="1">
         <w:r>
           <w:rPr>
             <w:rStyle w:val="Hipervnculo"/>
@@ -9674,7 +9777,7 @@
       <w:r>
         <w:t xml:space="preserve"> Novas, N. C. (2006). Promoción y Venta de Servicios Turísticos (1a. Edición ed.). La Habana, Cuba: Ideas propias, Editorial Vigo. </w:t>
       </w:r>
-      <w:hyperlink r:id="rId19" w:history="1">
+      <w:hyperlink r:id="rId17" w:history="1">
         <w:r>
           <w:rPr>
             <w:rStyle w:val="Hipervnculo"/>
@@ -9692,7 +9795,7 @@
       <w:r>
         <w:t xml:space="preserve">Pavón, C. R. (2012). Promoción y comercialización de productos y servicios turísticos locales. Málaga: IC Editorial. </w:t>
       </w:r>
-      <w:hyperlink r:id="rId20" w:history="1">
+      <w:hyperlink r:id="rId18" w:history="1">
         <w:r>
           <w:rPr>
             <w:rStyle w:val="Hipervnculo"/>
@@ -9712,7 +9815,7 @@
         <w:lastRenderedPageBreak/>
         <w:t xml:space="preserve">Visión Gerencial. Marysela Coromoto Morillo Moreno (2011). Turismo y producto turístico. Evolución, conceptos, componentes y clasificación. </w:t>
       </w:r>
-      <w:hyperlink r:id="rId21" w:history="1">
+      <w:hyperlink r:id="rId19" w:history="1">
         <w:r>
           <w:rPr>
             <w:rStyle w:val="Hipervnculo"/>
@@ -10664,8 +10767,8 @@
       </w:pPr>
     </w:p>
     <w:sectPr>
-      <w:headerReference w:type="default" r:id="rId22"/>
-      <w:footerReference w:type="default" r:id="rId23"/>
+      <w:headerReference w:type="default" r:id="rId20"/>
+      <w:footerReference w:type="default" r:id="rId21"/>
       <w:pgSz w:w="12240" w:h="15840"/>
       <w:pgMar w:top="1701" w:right="1134" w:bottom="1134" w:left="1134" w:header="709" w:footer="737" w:gutter="0"/>
       <w:pgNumType w:start="1"/>
@@ -14524,26 +14627,10 @@
 </file>
 
 <file path=customXml/item1.xml><?xml version="1.0" encoding="utf-8"?>
-<p:properties xmlns:p="http://schemas.microsoft.com/office/2006/metadata/properties" xmlns:xsi="http://www.w3.org/2001/XMLSchema-instance" xmlns:pc="http://schemas.microsoft.com/office/infopath/2007/PartnerControls">
-  <documentManagement>
-    <TaxCatchAll xmlns="13c90a0b-73bc-4dc0-be5f-28d77b615beb" xsi:nil="true"/>
-    <lcf76f155ced4ddcb4097134ff3c332f xmlns="13c93bba-48ce-428c-bfe5-88b42c19b028">
-      <Terms xmlns="http://schemas.microsoft.com/office/infopath/2007/PartnerControls"/>
-    </lcf76f155ced4ddcb4097134ff3c332f>
-  </documentManagement>
-</p:properties>
+<b:Sources xmlns:b="http://schemas.openxmlformats.org/officeDocument/2006/bibliography" xmlns="http://schemas.openxmlformats.org/officeDocument/2006/bibliography" SelectedStyle="\APASixthEditionOfficeOnline.xsl" StyleName="APA" Version="6"/>
 </file>
 
 <file path=customXml/item2.xml><?xml version="1.0" encoding="utf-8"?>
-<?mso-contentType ?>
-<FormTemplates xmlns="http://schemas.microsoft.com/sharepoint/v3/contenttype/forms">
-  <Display>DocumentLibraryForm</Display>
-  <Edit>DocumentLibraryForm</Edit>
-  <New>DocumentLibraryForm</New>
-</FormTemplates>
-</file>
-
-<file path=customXml/item3.xml><?xml version="1.0" encoding="utf-8"?>
 <ct:contentTypeSchema xmlns:ct="http://schemas.microsoft.com/office/2006/metadata/contentType" xmlns:ma="http://schemas.microsoft.com/office/2006/metadata/properties/metaAttributes" ct:_="" ma:_="" ma:contentTypeName="Documento" ma:contentTypeID="0x0101006A81D6BD42E8DF4C91013959704817E1" ma:contentTypeVersion="15" ma:contentTypeDescription="Crear nuevo documento." ma:contentTypeScope="" ma:versionID="bf4f72ffd194f0963ff564daca6869f7">
   <xsd:schema xmlns:xsd="http://www.w3.org/2001/XMLSchema" xmlns:xs="http://www.w3.org/2001/XMLSchema" xmlns:p="http://schemas.microsoft.com/office/2006/metadata/properties" xmlns:ns2="13c90a0b-73bc-4dc0-be5f-28d77b615beb" xmlns:ns3="13c93bba-48ce-428c-bfe5-88b42c19b028" targetNamespace="http://schemas.microsoft.com/office/2006/metadata/properties" ma:root="true" ma:fieldsID="8718d6f4873a5b1392a45044efa78385" ns2:_="" ns3:_="">
     <xsd:import namespace="13c90a0b-73bc-4dc0-be5f-28d77b615beb"/>
@@ -14778,30 +14865,35 @@
 </ct:contentTypeSchema>
 </file>
 
+<file path=customXml/item3.xml><?xml version="1.0" encoding="utf-8"?>
+<?mso-contentType ?>
+<FormTemplates xmlns="http://schemas.microsoft.com/sharepoint/v3/contenttype/forms">
+  <Display>DocumentLibraryForm</Display>
+  <Edit>DocumentLibraryForm</Edit>
+  <New>DocumentLibraryForm</New>
+</FormTemplates>
+</file>
+
 <file path=customXml/item4.xml><?xml version="1.0" encoding="utf-8"?>
-<b:Sources xmlns:b="http://schemas.openxmlformats.org/officeDocument/2006/bibliography" xmlns="http://schemas.openxmlformats.org/officeDocument/2006/bibliography" SelectedStyle="\APASixthEditionOfficeOnline.xsl" StyleName="APA" Version="6"/>
+<p:properties xmlns:p="http://schemas.microsoft.com/office/2006/metadata/properties" xmlns:xsi="http://www.w3.org/2001/XMLSchema-instance" xmlns:pc="http://schemas.microsoft.com/office/infopath/2007/PartnerControls">
+  <documentManagement>
+    <TaxCatchAll xmlns="13c90a0b-73bc-4dc0-be5f-28d77b615beb" xsi:nil="true"/>
+    <lcf76f155ced4ddcb4097134ff3c332f xmlns="13c93bba-48ce-428c-bfe5-88b42c19b028">
+      <Terms xmlns="http://schemas.microsoft.com/office/infopath/2007/PartnerControls"/>
+    </lcf76f155ced4ddcb4097134ff3c332f>
+  </documentManagement>
+</p:properties>
 </file>
 
 <file path=customXml/itemProps1.xml><?xml version="1.0" encoding="utf-8"?>
-<ds:datastoreItem xmlns:ds="http://schemas.openxmlformats.org/officeDocument/2006/customXml" ds:itemID="{1145D752-ACC1-45E1-AB53-0C756F67FC7F}">
+<ds:datastoreItem xmlns:ds="http://schemas.openxmlformats.org/officeDocument/2006/customXml" ds:itemID="{E8AB44A3-7C62-4BD2-82ED-8ABC209970FA}">
   <ds:schemaRefs>
-    <ds:schemaRef ds:uri="http://schemas.microsoft.com/office/2006/metadata/properties"/>
-    <ds:schemaRef ds:uri="http://schemas.microsoft.com/office/infopath/2007/PartnerControls"/>
-    <ds:schemaRef ds:uri="13c90a0b-73bc-4dc0-be5f-28d77b615beb"/>
-    <ds:schemaRef ds:uri="13c93bba-48ce-428c-bfe5-88b42c19b028"/>
+    <ds:schemaRef ds:uri="http://schemas.openxmlformats.org/officeDocument/2006/bibliography"/>
   </ds:schemaRefs>
 </ds:datastoreItem>
 </file>
 
 <file path=customXml/itemProps2.xml><?xml version="1.0" encoding="utf-8"?>
-<ds:datastoreItem xmlns:ds="http://schemas.openxmlformats.org/officeDocument/2006/customXml" ds:itemID="{81CBDEC1-3B00-44ED-AD36-0268077980BA}">
-  <ds:schemaRefs>
-    <ds:schemaRef ds:uri="http://schemas.microsoft.com/sharepoint/v3/contenttype/forms"/>
-  </ds:schemaRefs>
-</ds:datastoreItem>
-</file>
-
-<file path=customXml/itemProps3.xml><?xml version="1.0" encoding="utf-8"?>
 <ds:datastoreItem xmlns:ds="http://schemas.openxmlformats.org/officeDocument/2006/customXml" ds:itemID="{03EECAA0-8291-434E-BCF8-77B7C2D10B03}">
   <ds:schemaRefs>
     <ds:schemaRef ds:uri="http://schemas.microsoft.com/office/2006/metadata/contentType"/>
@@ -14820,10 +14912,21 @@
 </ds:datastoreItem>
 </file>
 
+<file path=customXml/itemProps3.xml><?xml version="1.0" encoding="utf-8"?>
+<ds:datastoreItem xmlns:ds="http://schemas.openxmlformats.org/officeDocument/2006/customXml" ds:itemID="{81CBDEC1-3B00-44ED-AD36-0268077980BA}">
+  <ds:schemaRefs>
+    <ds:schemaRef ds:uri="http://schemas.microsoft.com/sharepoint/v3/contenttype/forms"/>
+  </ds:schemaRefs>
+</ds:datastoreItem>
+</file>
+
 <file path=customXml/itemProps4.xml><?xml version="1.0" encoding="utf-8"?>
-<ds:datastoreItem xmlns:ds="http://schemas.openxmlformats.org/officeDocument/2006/customXml" ds:itemID="{E8AB44A3-7C62-4BD2-82ED-8ABC209970FA}">
+<ds:datastoreItem xmlns:ds="http://schemas.openxmlformats.org/officeDocument/2006/customXml" ds:itemID="{1145D752-ACC1-45E1-AB53-0C756F67FC7F}">
   <ds:schemaRefs>
-    <ds:schemaRef ds:uri="http://schemas.openxmlformats.org/officeDocument/2006/bibliography"/>
+    <ds:schemaRef ds:uri="http://schemas.microsoft.com/office/2006/metadata/properties"/>
+    <ds:schemaRef ds:uri="http://schemas.microsoft.com/office/infopath/2007/PartnerControls"/>
+    <ds:schemaRef ds:uri="13c90a0b-73bc-4dc0-be5f-28d77b615beb"/>
+    <ds:schemaRef ds:uri="13c93bba-48ce-428c-bfe5-88b42c19b028"/>
   </ds:schemaRefs>
 </ds:datastoreItem>
 </file>
--- a/fuentes/621602_CF02_DU.docx
+++ b/fuentes/621602_CF02_DU.docx
@@ -197,13 +197,13 @@
               </wp:anchor>
             </w:drawing>
           </mc:Choice>
-          <mc:Fallback>
+          <mc:Fallback xmlns:asvg="http://schemas.microsoft.com/office/drawing/2016/SVG/main" xmlns:a14="http://schemas.microsoft.com/office/drawing/2010/main" xmlns:pic="http://schemas.openxmlformats.org/drawingml/2006/picture" xmlns:adec="http://schemas.microsoft.com/office/drawing/2017/decorative" xmlns:a="http://schemas.openxmlformats.org/drawingml/2006/main">
             <w:pict>
-              <v:shapetype w14:anchorId="2E2DABF6" id="_x0000_t202" coordsize="21600,21600" o:spt="202" path="m,l,21600r21600,l21600,xe">
+              <v:shapetype id="_x0000_t202" coordsize="21600,21600" o:spt="202" path="m,l,21600r21600,l21600,xe" w14:anchorId="2E2DABF6">
                 <v:stroke joinstyle="miter"/>
                 <v:path gradientshapeok="t" o:connecttype="rect"/>
               </v:shapetype>
-              <v:shape id="Cuadro de texto 2" o:spid="_x0000_s1026" type="#_x0000_t202" alt="&quot;&quot;" style="position:absolute;left:0;text-align:left;margin-left:-19.05pt;margin-top:34.1pt;width:499.8pt;height:189.2pt;z-index:251663360;visibility:visible;mso-wrap-style:square;mso-width-percent:0;mso-height-percent:0;mso-wrap-distance-left:9pt;mso-wrap-distance-top:3.6pt;mso-wrap-distance-right:9pt;mso-wrap-distance-bottom:3.6pt;mso-position-horizontal:absolute;mso-position-horizontal-relative:text;mso-position-vertical:absolute;mso-position-vertical-relative:text;mso-width-percent:0;mso-height-percent:0;mso-width-relative:margin;mso-height-relative:margin;v-text-anchor:top" o:gfxdata="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" filled="f" stroked="f">
+              <v:shape id="Cuadro de texto 2" style="position:absolute;left:0;text-align:left;margin-left:-19.05pt;margin-top:34.1pt;width:499.8pt;height:189.2pt;z-index:251663360;visibility:visible;mso-wrap-style:square;mso-width-percent:0;mso-height-percent:0;mso-wrap-distance-left:9pt;mso-wrap-distance-top:3.6pt;mso-wrap-distance-right:9pt;mso-wrap-distance-bottom:3.6pt;mso-position-horizontal:absolute;mso-position-horizontal-relative:text;mso-position-vertical:absolute;mso-position-vertical-relative:text;mso-width-percent:0;mso-height-percent:0;mso-width-relative:margin;mso-height-relative:margin;v-text-anchor:top" alt="&quot;&quot;" o:spid="_x0000_s1026" filled="f" stroked="f" type="#_x0000_t202" o:gfxdata="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">
                 <v:textbox>
                   <w:txbxContent>
                     <w:p>
@@ -308,9 +308,9 @@
               </wp:anchor>
             </w:drawing>
           </mc:Choice>
-          <mc:Fallback>
+          <mc:Fallback xmlns:asvg="http://schemas.microsoft.com/office/drawing/2016/SVG/main" xmlns:a14="http://schemas.microsoft.com/office/drawing/2010/main" xmlns:pic="http://schemas.openxmlformats.org/drawingml/2006/picture" xmlns:adec="http://schemas.microsoft.com/office/drawing/2017/decorative" xmlns:a="http://schemas.openxmlformats.org/drawingml/2006/main">
             <w:pict>
-              <v:rect w14:anchorId="3A877550" id="Rectángulo 3" o:spid="_x0000_s1026" alt="&quot;&quot;" style="position:absolute;margin-left:0;margin-top:34.95pt;width:616.85pt;height:192.75pt;z-index:-251655168;visibility:visible;mso-wrap-style:square;mso-width-percent:0;mso-height-percent:0;mso-wrap-distance-left:9pt;mso-wrap-distance-top:0;mso-wrap-distance-right:9pt;mso-wrap-distance-bottom:0;mso-position-horizontal:left;mso-position-horizontal-relative:page;mso-position-vertical:absolute;mso-position-vertical-relative:text;mso-width-percent:0;mso-height-percent:0;mso-width-relative:margin;mso-height-relative:margin;v-text-anchor:middle" o:gfxdata="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" fillcolor="#00314d" stroked="f" strokeweight="1pt">
+              <v:rect id="Rectángulo 3" style="position:absolute;margin-left:0;margin-top:34.95pt;width:616.85pt;height:192.75pt;z-index:-251655168;visibility:visible;mso-wrap-style:square;mso-width-percent:0;mso-height-percent:0;mso-wrap-distance-left:9pt;mso-wrap-distance-top:0;mso-wrap-distance-right:9pt;mso-wrap-distance-bottom:0;mso-position-horizontal:left;mso-position-horizontal-relative:page;mso-position-vertical:absolute;mso-position-vertical-relative:text;mso-width-percent:0;mso-height-percent:0;mso-width-relative:margin;mso-height-relative:margin;v-text-anchor:middle" alt="&quot;&quot;" o:spid="_x0000_s1026" fillcolor="#00314d" stroked="f" strokeweight="1pt" w14:anchorId="3A877550" o:gfxdata="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">
                 <w10:wrap anchorx="page"/>
               </v:rect>
             </w:pict>
@@ -535,12 +535,12 @@
     <w:sdt>
       <w:sdtPr>
         <w:rPr>
-          <w:rFonts w:eastAsiaTheme="minorHAnsi" w:cstheme="minorBidi"/>
+          <w:rFonts w:eastAsiaTheme="minorEastAsia" w:cstheme="minorBidi"/>
           <w:b w:val="0"/>
           <w:color w:val="auto"/>
           <w:kern w:val="2"/>
           <w:sz w:val="28"/>
-          <w:szCs w:val="22"/>
+          <w:szCs w:val="28"/>
           <w:lang w:val="es-ES" w:eastAsia="en-US"/>
           <w14:ligatures w14:val="standardContextual"/>
         </w:rPr>
@@ -550,11 +550,7 @@
           <w:docPartUnique/>
         </w:docPartObj>
       </w:sdtPr>
-      <w:sdtEndPr>
-        <w:rPr>
-          <w:bCs/>
-        </w:rPr>
-      </w:sdtEndPr>
+      <w:sdtEndPr/>
       <w:sdtContent>
         <w:p>
           <w:pPr>
@@ -2582,13 +2578,6 @@
               </w:rPr>
               <w:t>Estructura turística (planta turística)</w:t>
             </w:r>
-            <w:r>
-              <w:rPr>
-                <w:rFonts w:asciiTheme="minorHAnsi" w:hAnsiTheme="minorHAnsi" w:cstheme="minorHAnsi"/>
-                <w:szCs w:val="28"/>
-              </w:rPr>
-              <w:t>.</w:t>
-            </w:r>
           </w:p>
         </w:tc>
         <w:tc>
@@ -2640,13 +2629,6 @@
               <w:lastRenderedPageBreak/>
               <w:t>Hoteles, restaurantes, recreación</w:t>
             </w:r>
-            <w:r>
-              <w:rPr>
-                <w:rFonts w:asciiTheme="minorHAnsi" w:hAnsiTheme="minorHAnsi" w:cstheme="minorHAnsi"/>
-                <w:szCs w:val="28"/>
-              </w:rPr>
-              <w:t>.</w:t>
-            </w:r>
           </w:p>
         </w:tc>
         <w:tc>
@@ -2667,13 +2649,6 @@
                 <w:szCs w:val="28"/>
               </w:rPr>
               <w:t>Hotel, restaurante del hotel, piscina</w:t>
-            </w:r>
-            <w:r>
-              <w:rPr>
-                <w:rFonts w:asciiTheme="minorHAnsi" w:hAnsiTheme="minorHAnsi" w:cstheme="minorHAnsi"/>
-                <w:szCs w:val="28"/>
-              </w:rPr>
-              <w:t>.</w:t>
             </w:r>
           </w:p>
         </w:tc>
@@ -2698,13 +2673,6 @@
               </w:rPr>
               <w:t>Infraestructura turística</w:t>
             </w:r>
-            <w:r>
-              <w:rPr>
-                <w:rFonts w:asciiTheme="minorHAnsi" w:hAnsiTheme="minorHAnsi" w:cstheme="minorHAnsi"/>
-                <w:szCs w:val="28"/>
-              </w:rPr>
-              <w:t>.</w:t>
-            </w:r>
           </w:p>
         </w:tc>
         <w:tc>
@@ -2747,13 +2715,6 @@
               </w:rPr>
               <w:t>Vías, transporte, servicios públicos</w:t>
             </w:r>
-            <w:r>
-              <w:rPr>
-                <w:rFonts w:asciiTheme="minorHAnsi" w:hAnsiTheme="minorHAnsi" w:cstheme="minorHAnsi"/>
-                <w:szCs w:val="28"/>
-              </w:rPr>
-              <w:t>.</w:t>
-            </w:r>
           </w:p>
         </w:tc>
         <w:tc>
@@ -2774,13 +2735,6 @@
                 <w:szCs w:val="28"/>
               </w:rPr>
               <w:t>Carreteras, aeropuerto, energía del hotel</w:t>
-            </w:r>
-            <w:r>
-              <w:rPr>
-                <w:rFonts w:asciiTheme="minorHAnsi" w:hAnsiTheme="minorHAnsi" w:cstheme="minorHAnsi"/>
-                <w:szCs w:val="28"/>
-              </w:rPr>
-              <w:t>.</w:t>
             </w:r>
           </w:p>
         </w:tc>
@@ -2808,13 +2762,6 @@
               </w:rPr>
               <w:t>Superestructura turística</w:t>
             </w:r>
-            <w:r>
-              <w:rPr>
-                <w:rFonts w:asciiTheme="minorHAnsi" w:hAnsiTheme="minorHAnsi" w:cstheme="minorHAnsi"/>
-                <w:szCs w:val="28"/>
-              </w:rPr>
-              <w:t>.</w:t>
-            </w:r>
           </w:p>
         </w:tc>
         <w:tc>
@@ -2857,13 +2804,6 @@
               </w:rPr>
               <w:t>MinCIT, FONTUR, PROCOLOMBIA</w:t>
             </w:r>
-            <w:r>
-              <w:rPr>
-                <w:rFonts w:asciiTheme="minorHAnsi" w:hAnsiTheme="minorHAnsi" w:cstheme="minorHAnsi"/>
-                <w:szCs w:val="28"/>
-              </w:rPr>
-              <w:t>.</w:t>
-            </w:r>
           </w:p>
         </w:tc>
         <w:tc>
@@ -2884,13 +2824,6 @@
                 <w:szCs w:val="28"/>
               </w:rPr>
               <w:t>Registro Nacional de Turismo</w:t>
-            </w:r>
-            <w:r>
-              <w:rPr>
-                <w:rFonts w:asciiTheme="minorHAnsi" w:hAnsiTheme="minorHAnsi" w:cstheme="minorHAnsi"/>
-                <w:szCs w:val="28"/>
-              </w:rPr>
-              <w:t>.</w:t>
             </w:r>
           </w:p>
         </w:tc>
@@ -2915,13 +2848,6 @@
               </w:rPr>
               <w:t>Oferta turística</w:t>
             </w:r>
-            <w:r>
-              <w:rPr>
-                <w:rFonts w:asciiTheme="minorHAnsi" w:hAnsiTheme="minorHAnsi" w:cstheme="minorHAnsi"/>
-                <w:szCs w:val="28"/>
-              </w:rPr>
-              <w:t>.</w:t>
-            </w:r>
           </w:p>
         </w:tc>
         <w:tc>
@@ -2977,13 +2903,6 @@
               </w:rPr>
               <w:t xml:space="preserve"> gastronomía</w:t>
             </w:r>
-            <w:r>
-              <w:rPr>
-                <w:rFonts w:asciiTheme="minorHAnsi" w:hAnsiTheme="minorHAnsi" w:cstheme="minorHAnsi"/>
-                <w:szCs w:val="28"/>
-              </w:rPr>
-              <w:t>.</w:t>
-            </w:r>
           </w:p>
         </w:tc>
         <w:tc>
@@ -3004,13 +2923,6 @@
                 <w:szCs w:val="28"/>
               </w:rPr>
               <w:t>Planes de alojamiento</w:t>
-            </w:r>
-            <w:r>
-              <w:rPr>
-                <w:rFonts w:asciiTheme="minorHAnsi" w:hAnsiTheme="minorHAnsi" w:cstheme="minorHAnsi"/>
-                <w:szCs w:val="28"/>
-              </w:rPr>
-              <w:t>.</w:t>
             </w:r>
           </w:p>
         </w:tc>
@@ -3038,13 +2950,6 @@
               </w:rPr>
               <w:t>Demanda turística</w:t>
             </w:r>
-            <w:r>
-              <w:rPr>
-                <w:rFonts w:asciiTheme="minorHAnsi" w:hAnsiTheme="minorHAnsi" w:cstheme="minorHAnsi"/>
-                <w:szCs w:val="28"/>
-              </w:rPr>
-              <w:t>.</w:t>
-            </w:r>
           </w:p>
         </w:tc>
         <w:tc>
@@ -3087,13 +2992,6 @@
               </w:rPr>
               <w:t>Turistas de ocio, negocios</w:t>
             </w:r>
-            <w:r>
-              <w:rPr>
-                <w:rFonts w:asciiTheme="minorHAnsi" w:hAnsiTheme="minorHAnsi" w:cstheme="minorHAnsi"/>
-                <w:szCs w:val="28"/>
-              </w:rPr>
-              <w:t>.</w:t>
-            </w:r>
           </w:p>
         </w:tc>
         <w:tc>
@@ -3114,13 +3012,6 @@
                 <w:szCs w:val="28"/>
               </w:rPr>
               <w:t>Huéspedes del hotel</w:t>
-            </w:r>
-            <w:r>
-              <w:rPr>
-                <w:rFonts w:asciiTheme="minorHAnsi" w:hAnsiTheme="minorHAnsi" w:cstheme="minorHAnsi"/>
-                <w:szCs w:val="28"/>
-              </w:rPr>
-              <w:t>.</w:t>
             </w:r>
           </w:p>
         </w:tc>
@@ -3476,6 +3367,13 @@
               </w:rPr>
               <w:t>No se puede “probar” una noche de hotel antes de reservar</w:t>
             </w:r>
+            <w:r>
+              <w:rPr>
+                <w:rFonts w:asciiTheme="minorHAnsi" w:hAnsiTheme="minorHAnsi" w:cstheme="minorHAnsi"/>
+                <w:szCs w:val="28"/>
+              </w:rPr>
+              <w:t>.</w:t>
+            </w:r>
           </w:p>
         </w:tc>
       </w:tr>
@@ -4359,7 +4257,7 @@
                 <w:rFonts w:asciiTheme="minorHAnsi" w:hAnsiTheme="minorHAnsi" w:cstheme="minorHAnsi"/>
                 <w:szCs w:val="28"/>
               </w:rPr>
-              <w:t>Hoteles, hostales, apartahoteles.</w:t>
+              <w:t>Hoteles, hostales, apartahoteles</w:t>
             </w:r>
           </w:p>
         </w:tc>
@@ -4424,7 +4322,7 @@
                 <w:rFonts w:asciiTheme="minorHAnsi" w:hAnsiTheme="minorHAnsi" w:cstheme="minorHAnsi"/>
                 <w:szCs w:val="28"/>
               </w:rPr>
-              <w:t>Transporte terrestre, aéreo o turístico.</w:t>
+              <w:t>Transporte terrestre, aéreo o turístico</w:t>
             </w:r>
           </w:p>
         </w:tc>
@@ -4505,7 +4403,7 @@
                 <w:rFonts w:asciiTheme="minorHAnsi" w:hAnsiTheme="minorHAnsi" w:cstheme="minorHAnsi"/>
                 <w:szCs w:val="28"/>
               </w:rPr>
-              <w:t xml:space="preserve"> actividades recreativas.</w:t>
+              <w:t xml:space="preserve"> actividades recreativas</w:t>
             </w:r>
           </w:p>
         </w:tc>
@@ -4570,7 +4468,7 @@
                 <w:rFonts w:asciiTheme="minorHAnsi" w:hAnsiTheme="minorHAnsi" w:cstheme="minorHAnsi"/>
                 <w:szCs w:val="28"/>
               </w:rPr>
-              <w:t>Congresos, bodas, eventos empresariales.</w:t>
+              <w:t>Congresos, bodas, eventos empresariales</w:t>
             </w:r>
           </w:p>
         </w:tc>
@@ -4638,7 +4536,7 @@
                 <w:rFonts w:asciiTheme="minorHAnsi" w:hAnsiTheme="minorHAnsi" w:cstheme="minorHAnsi"/>
                 <w:szCs w:val="28"/>
               </w:rPr>
-              <w:t>Ecoturismo, turismo cultural, turismo de negocios.</w:t>
+              <w:t>Ecoturismo, turismo cultural, turismo de negocios</w:t>
             </w:r>
           </w:p>
         </w:tc>
@@ -4983,6 +4881,13 @@
               </w:rPr>
               <w:t>Nombre del servicio ofrecido</w:t>
             </w:r>
+            <w:r>
+              <w:rPr>
+                <w:rFonts w:asciiTheme="minorHAnsi" w:hAnsiTheme="minorHAnsi" w:cstheme="minorHAnsi"/>
+                <w:szCs w:val="28"/>
+              </w:rPr>
+              <w:t>.</w:t>
+            </w:r>
           </w:p>
         </w:tc>
         <w:tc>
@@ -5047,6 +4952,13 @@
                 <w:szCs w:val="28"/>
               </w:rPr>
               <w:t>Características del servicio</w:t>
+            </w:r>
+            <w:r>
+              <w:rPr>
+                <w:rFonts w:asciiTheme="minorHAnsi" w:hAnsiTheme="minorHAnsi" w:cstheme="minorHAnsi"/>
+                <w:szCs w:val="28"/>
+              </w:rPr>
+              <w:t>.</w:t>
             </w:r>
           </w:p>
         </w:tc>
@@ -5116,6 +5028,13 @@
               </w:rPr>
               <w:t>Tipo de servicio (principal, complementario, valor agregado)</w:t>
             </w:r>
+            <w:r>
+              <w:rPr>
+                <w:rFonts w:asciiTheme="minorHAnsi" w:hAnsiTheme="minorHAnsi" w:cstheme="minorHAnsi"/>
+                <w:szCs w:val="28"/>
+              </w:rPr>
+              <w:t>.</w:t>
+            </w:r>
           </w:p>
         </w:tc>
         <w:tc>
@@ -5180,6 +5099,13 @@
                 <w:szCs w:val="28"/>
               </w:rPr>
               <w:t>Valor que aporta al cliente</w:t>
+            </w:r>
+            <w:r>
+              <w:rPr>
+                <w:rFonts w:asciiTheme="minorHAnsi" w:hAnsiTheme="minorHAnsi" w:cstheme="minorHAnsi"/>
+                <w:szCs w:val="28"/>
+              </w:rPr>
+              <w:t>.</w:t>
             </w:r>
           </w:p>
         </w:tc>
@@ -5250,6 +5176,13 @@
               </w:rPr>
               <w:t>Reglas de uso del servicio</w:t>
             </w:r>
+            <w:r>
+              <w:rPr>
+                <w:rFonts w:asciiTheme="minorHAnsi" w:hAnsiTheme="minorHAnsi" w:cstheme="minorHAnsi"/>
+                <w:szCs w:val="28"/>
+              </w:rPr>
+              <w:t>.</w:t>
+            </w:r>
           </w:p>
         </w:tc>
         <w:tc>
@@ -5314,6 +5247,13 @@
                 <w:szCs w:val="28"/>
               </w:rPr>
               <w:t>Servicios asociados</w:t>
+            </w:r>
+            <w:r>
+              <w:rPr>
+                <w:rFonts w:asciiTheme="minorHAnsi" w:hAnsiTheme="minorHAnsi" w:cstheme="minorHAnsi"/>
+                <w:szCs w:val="28"/>
+              </w:rPr>
+              <w:t>.</w:t>
             </w:r>
           </w:p>
         </w:tc>
@@ -5383,6 +5323,13 @@
               </w:rPr>
               <w:t>Importancia dentro del negocio</w:t>
             </w:r>
+            <w:r>
+              <w:rPr>
+                <w:rFonts w:asciiTheme="minorHAnsi" w:hAnsiTheme="minorHAnsi" w:cstheme="minorHAnsi"/>
+                <w:szCs w:val="28"/>
+              </w:rPr>
+              <w:t>.</w:t>
+            </w:r>
           </w:p>
         </w:tc>
         <w:tc>
@@ -5496,14 +5443,8 @@
         <w:rPr>
           <w:bCs/>
         </w:rPr>
-        <w:t xml:space="preserve">Este ejemplo evidencia cómo un portafolio de servicios bien estructurado permite integrar diferentes tipos de servicios de manera coherente, articulando la </w:t>
-      </w:r>
-      <w:r>
-        <w:rPr>
-          <w:bCs/>
-        </w:rPr>
         <w:lastRenderedPageBreak/>
-        <w:t xml:space="preserve">operación interna del hotel con las expectativas del cliente. La adecuada categorización y organización de los servicios no solo facilita su comercialización, sino que también optimiza procesos clave como la gestión de reservas y la atención al cliente. </w:t>
+        <w:t xml:space="preserve">Este ejemplo evidencia cómo un portafolio de servicios bien estructurado permite integrar diferentes tipos de servicios de manera coherente, articulando la operación interna del hotel con las expectativas del cliente. La adecuada categorización y organización de los servicios no solo facilita su comercialización, sino que también optimiza procesos clave como la gestión de reservas y la atención al cliente. </w:t>
       </w:r>
     </w:p>
     <w:p>
@@ -7712,7 +7653,7 @@
                 <w:rFonts w:asciiTheme="minorHAnsi" w:hAnsiTheme="minorHAnsi" w:cstheme="minorHAnsi"/>
                 <w:szCs w:val="28"/>
               </w:rPr>
-              <w:t>Base de referencia para otras tarifas.</w:t>
+              <w:t>Base de referencia para otras tarifas</w:t>
             </w:r>
           </w:p>
         </w:tc>
@@ -7779,7 +7720,7 @@
                 <w:rFonts w:asciiTheme="minorHAnsi" w:hAnsiTheme="minorHAnsi" w:cstheme="minorHAnsi"/>
                 <w:szCs w:val="28"/>
               </w:rPr>
-              <w:t>Uso en agencias y plataformas.</w:t>
+              <w:t>Uso en agencias y plataformas</w:t>
             </w:r>
           </w:p>
         </w:tc>
@@ -7849,7 +7790,7 @@
                 <w:rFonts w:asciiTheme="minorHAnsi" w:hAnsiTheme="minorHAnsi" w:cstheme="minorHAnsi"/>
                 <w:szCs w:val="28"/>
               </w:rPr>
-              <w:t>Garantiza condiciones al huésped.</w:t>
+              <w:t>Garantiza condiciones al huésped</w:t>
             </w:r>
           </w:p>
         </w:tc>
@@ -7916,7 +7857,7 @@
                 <w:rFonts w:asciiTheme="minorHAnsi" w:hAnsiTheme="minorHAnsi" w:cstheme="minorHAnsi"/>
                 <w:szCs w:val="28"/>
               </w:rPr>
-              <w:t>Empresas, agencias, clientes frecuentes.</w:t>
+              <w:t>Empresas, agencias, clientes frecuentes</w:t>
             </w:r>
           </w:p>
         </w:tc>
@@ -7996,7 +7937,7 @@
                 <w:rFonts w:asciiTheme="minorHAnsi" w:hAnsiTheme="minorHAnsi" w:cstheme="minorHAnsi"/>
                 <w:szCs w:val="28"/>
               </w:rPr>
-              <w:t>Cortesías, relaciones estratégicas.</w:t>
+              <w:t>Cortesías, relaciones estratégicas</w:t>
             </w:r>
           </w:p>
         </w:tc>
@@ -8066,7 +8007,7 @@
                 <w:rFonts w:asciiTheme="minorHAnsi" w:hAnsiTheme="minorHAnsi" w:cstheme="minorHAnsi"/>
                 <w:szCs w:val="28"/>
               </w:rPr>
-              <w:t>Estrategias comerciales.</w:t>
+              <w:t>Estrategias comerciales</w:t>
             </w:r>
           </w:p>
         </w:tc>
@@ -8164,7 +8105,7 @@
                 <w:rFonts w:asciiTheme="minorHAnsi" w:hAnsiTheme="minorHAnsi" w:cstheme="minorHAnsi"/>
                 <w:szCs w:val="28"/>
               </w:rPr>
-              <w:t>Transparencia y venta directa.</w:t>
+              <w:t>Transparencia y venta directa</w:t>
             </w:r>
           </w:p>
         </w:tc>
@@ -8238,7 +8179,7 @@
                 <w:rFonts w:asciiTheme="minorHAnsi" w:hAnsiTheme="minorHAnsi" w:cstheme="minorHAnsi"/>
                 <w:szCs w:val="28"/>
               </w:rPr>
-              <w:t>Congresos, eventos, ferias.</w:t>
+              <w:t>Congresos, eventos, ferias</w:t>
             </w:r>
           </w:p>
         </w:tc>
@@ -8316,7 +8257,7 @@
                 <w:rFonts w:asciiTheme="minorHAnsi" w:hAnsiTheme="minorHAnsi" w:cstheme="minorHAnsi"/>
                 <w:szCs w:val="28"/>
               </w:rPr>
-              <w:t>Huéspedes permanentes.</w:t>
+              <w:t>Huéspedes permanentes</w:t>
             </w:r>
           </w:p>
         </w:tc>
@@ -8383,7 +8324,7 @@
                 <w:rFonts w:asciiTheme="minorHAnsi" w:hAnsiTheme="minorHAnsi" w:cstheme="minorHAnsi"/>
                 <w:szCs w:val="28"/>
               </w:rPr>
-              <w:t>Planes turísticos integrados.</w:t>
+              <w:t>Planes turísticos integrados</w:t>
             </w:r>
           </w:p>
         </w:tc>
@@ -8633,10 +8574,10 @@
         </w:rPr>
         <w:lastRenderedPageBreak/>
         <w:drawing>
-          <wp:inline distT="0" distB="0" distL="0" distR="0" wp14:anchorId="5E8A8B41" wp14:editId="714673CB">
-            <wp:extent cx="6332220" cy="2520315"/>
-            <wp:effectExtent l="0" t="0" r="0" b="0"/>
-            <wp:docPr id="2" name="Gráfico 2" descr="El componente formativo Gestión de reservas hoteleras aborda los elementos conceptuales y operativos necesarios para comprender y aplicar los procesos relacionados con la administración de reservas en establecimientos de alojamiento. A través del estudio de los servicios turísticos, el sistema turístico, el producto turístico y sus características, así como del portafolio de servicios y su estructura, se proporciona al aprendiz una base sólida que le permite identificar la oferta del establecimiento y su relación con las necesidades del cliente. De igual forma, se profundiza en los procedimientos técnicos de reservas, incluyendo su definición, objetivos, códigos y convenciones, lo que facilita la comprensión del funcionamiento integral del área dentro de la operación hotelera.&#10; &#10;Asimismo, el componente enfatiza la importancia del área de reservas como eje estratégico en la generación de ingresos y en la experiencia del cliente, destacando sus funciones, el uso de herramientas tecnológicas como los sistemas de gestión hotelera (PMS) y las cualidades que debe poseer el personal encargado de esta área. Finalmente, se aborda el manejo de tarifas hoteleras desde una perspectiva actual, incorporando conceptos como revenue management  y precios dinámicos, lo que permite al aprendiz comprender la relación entre la ocupación, la demanda y la rentabilidad. Estos conocimientos fortalecen sus competencias para gestionar información, aplicar procedimientos técnicos y participar de manera efectiva en los procesos de comercialización y atención al cliente dentro del sector de servicios de alojamiento.&#10;"/>
+          <wp:inline distT="0" distB="0" distL="0" distR="0" wp14:anchorId="65372751" wp14:editId="19508867">
+            <wp:extent cx="6332220" cy="2184400"/>
+            <wp:effectExtent l="0" t="0" r="0" b="6350"/>
+            <wp:docPr id="1" name="Gráfico 1" descr="El componente formativo Gestión de reservas hoteleras aborda los elementos conceptuales y operativos necesarios para comprender y aplicar los procesos relacionados con la administración de reservas en establecimientos de alojamiento. A través del estudio de los servicios turísticos, el sistema turístico, el producto turístico y sus características, así como del portafolio de servicios y su estructura, se proporciona al aprendiz una base sólida que le permite identificar la oferta del establecimiento y su relación con las necesidades del cliente. De igual forma, se profundiza en los procedimientos técnicos de reservas, incluyendo su definición, objetivos, códigos y convenciones, lo que facilita la comprensión del funcionamiento integral del área dentro de la operación hotelera.&#10; &#10;Asimismo, el componente enfatiza la importancia del área de reservas como eje estratégico en la generación de ingresos y en la experiencia del cliente, destacando sus funciones, el uso de herramientas tecnológicas como los sistemas de gestión hotelera (PMS) y las cualidades que debe poseer el personal encargado de esta área. Finalmente, se aborda el manejo de tarifas hoteleras desde una perspectiva actual, incorporando conceptos como revenue management  y precios dinámicos, lo que permite al aprendiz comprender la relación entre la ocupación, la demanda y la rentabilidad. Estos conocimientos fortalecen sus competencias para gestionar información, aplicar procedimientos técnicos y participar de manera efectiva en los procesos de comercialización y atención al cliente dentro del sector de servicios de alojamiento.&#10;"/>
             <wp:cNvGraphicFramePr>
               <a:graphicFrameLocks xmlns:a="http://schemas.openxmlformats.org/drawingml/2006/main" noChangeAspect="1"/>
             </wp:cNvGraphicFramePr>
@@ -8644,7 +8585,7 @@
               <a:graphicData uri="http://schemas.openxmlformats.org/drawingml/2006/picture">
                 <pic:pic xmlns:pic="http://schemas.openxmlformats.org/drawingml/2006/picture">
                   <pic:nvPicPr>
-                    <pic:cNvPr id="2" name="Gráfico 2" descr="El componente formativo Gestión de reservas hoteleras aborda los elementos conceptuales y operativos necesarios para comprender y aplicar los procesos relacionados con la administración de reservas en establecimientos de alojamiento. A través del estudio de los servicios turísticos, el sistema turístico, el producto turístico y sus características, así como del portafolio de servicios y su estructura, se proporciona al aprendiz una base sólida que le permite identificar la oferta del establecimiento y su relación con las necesidades del cliente. De igual forma, se profundiza en los procedimientos técnicos de reservas, incluyendo su definición, objetivos, códigos y convenciones, lo que facilita la comprensión del funcionamiento integral del área dentro de la operación hotelera.&#10; &#10;Asimismo, el componente enfatiza la importancia del área de reservas como eje estratégico en la generación de ingresos y en la experiencia del cliente, destacando sus funciones, el uso de herramientas tecnológicas como los sistemas de gestión hotelera (PMS) y las cualidades que debe poseer el personal encargado de esta área. Finalmente, se aborda el manejo de tarifas hoteleras desde una perspectiva actual, incorporando conceptos como revenue management  y precios dinámicos, lo que permite al aprendiz comprender la relación entre la ocupación, la demanda y la rentabilidad. Estos conocimientos fortalecen sus competencias para gestionar información, aplicar procedimientos técnicos y participar de manera efectiva en los procesos de comercialización y atención al cliente dentro del sector de servicios de alojamiento.&#10;"/>
+                    <pic:cNvPr id="1" name="Gráfico 1" descr="El componente formativo Gestión de reservas hoteleras aborda los elementos conceptuales y operativos necesarios para comprender y aplicar los procesos relacionados con la administración de reservas en establecimientos de alojamiento. A través del estudio de los servicios turísticos, el sistema turístico, el producto turístico y sus características, así como del portafolio de servicios y su estructura, se proporciona al aprendiz una base sólida que le permite identificar la oferta del establecimiento y su relación con las necesidades del cliente. De igual forma, se profundiza en los procedimientos técnicos de reservas, incluyendo su definición, objetivos, códigos y convenciones, lo que facilita la comprensión del funcionamiento integral del área dentro de la operación hotelera.&#10; &#10;Asimismo, el componente enfatiza la importancia del área de reservas como eje estratégico en la generación de ingresos y en la experiencia del cliente, destacando sus funciones, el uso de herramientas tecnológicas como los sistemas de gestión hotelera (PMS) y las cualidades que debe poseer el personal encargado de esta área. Finalmente, se aborda el manejo de tarifas hoteleras desde una perspectiva actual, incorporando conceptos como revenue management  y precios dinámicos, lo que permite al aprendiz comprender la relación entre la ocupación, la demanda y la rentabilidad. Estos conocimientos fortalecen sus competencias para gestionar información, aplicar procedimientos técnicos y participar de manera efectiva en los procesos de comercialización y atención al cliente dentro del sector de servicios de alojamiento.&#10;"/>
                     <pic:cNvPicPr/>
                   </pic:nvPicPr>
                   <pic:blipFill>
@@ -8665,7 +8606,7 @@
                   <pic:spPr>
                     <a:xfrm>
                       <a:off x="0" y="0"/>
-                      <a:ext cx="6332220" cy="2520315"/>
+                      <a:ext cx="6332220" cy="2184400"/>
                     </a:xfrm>
                     <a:prstGeom prst="rect">
                       <a:avLst/>
@@ -8677,6 +8618,15 @@
           </wp:inline>
         </w:drawing>
       </w:r>
+    </w:p>
+    <w:p>
+      <w:pPr>
+        <w:ind w:firstLine="0"/>
+        <w:jc w:val="center"/>
+        <w:rPr>
+          <w:lang w:val="es-419" w:eastAsia="es-CO"/>
+        </w:rPr>
+      </w:pPr>
     </w:p>
     <w:p>
       <w:pPr>
@@ -10902,13 +10852,13 @@
                 </wp:anchor>
               </w:drawing>
             </mc:Choice>
-            <mc:Fallback>
+            <mc:Fallback xmlns:adec="http://schemas.microsoft.com/office/drawing/2017/decorative" xmlns:a="http://schemas.openxmlformats.org/drawingml/2006/main">
               <w:pict>
-                <v:shapetype w14:anchorId="797C42AF" id="_x0000_t202" coordsize="21600,21600" o:spt="202" path="m,l,21600r21600,l21600,xe">
+                <v:shapetype id="_x0000_t202" coordsize="21600,21600" o:spt="202" path="m,l,21600r21600,l21600,xe" w14:anchorId="797C42AF">
                   <v:stroke joinstyle="miter"/>
                   <v:path gradientshapeok="t" o:connecttype="rect"/>
                 </v:shapetype>
-                <v:shape id="_x0000_s1027" type="#_x0000_t202" alt="&quot;&quot;" style="position:absolute;left:0;text-align:left;margin-left:16.1pt;margin-top:.65pt;width:455.15pt;height:41.4pt;z-index:251661312;visibility:visible;mso-wrap-style:square;mso-width-percent:0;mso-height-percent:0;mso-wrap-distance-left:9pt;mso-wrap-distance-top:3.6pt;mso-wrap-distance-right:9pt;mso-wrap-distance-bottom:3.6pt;mso-position-horizontal:absolute;mso-position-horizontal-relative:text;mso-position-vertical:absolute;mso-position-vertical-relative:text;mso-width-percent:0;mso-height-percent:0;mso-width-relative:margin;mso-height-relative:margin;v-text-anchor:top" o:gfxdata="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" stroked="f">
+                <v:shape id="_x0000_s1027" style="position:absolute;left:0;text-align:left;margin-left:16.1pt;margin-top:.65pt;width:455.15pt;height:41.4pt;z-index:251661312;visibility:visible;mso-wrap-style:square;mso-width-percent:0;mso-height-percent:0;mso-wrap-distance-left:9pt;mso-wrap-distance-top:3.6pt;mso-wrap-distance-right:9pt;mso-wrap-distance-bottom:3.6pt;mso-position-horizontal:absolute;mso-position-horizontal-relative:text;mso-position-vertical:absolute;mso-position-vertical-relative:text;mso-width-percent:0;mso-height-percent:0;mso-width-relative:margin;mso-height-relative:margin;v-text-anchor:top" alt="&quot;&quot;" stroked="f" type="#_x0000_t202" o:gfxdata="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">
                   <v:textbox>
                     <w:txbxContent>
                       <w:p>
@@ -14627,10 +14577,6 @@
 </file>
 
 <file path=customXml/item1.xml><?xml version="1.0" encoding="utf-8"?>
-<b:Sources xmlns:b="http://schemas.openxmlformats.org/officeDocument/2006/bibliography" xmlns="http://schemas.openxmlformats.org/officeDocument/2006/bibliography" SelectedStyle="\APASixthEditionOfficeOnline.xsl" StyleName="APA" Version="6"/>
-</file>
-
-<file path=customXml/item2.xml><?xml version="1.0" encoding="utf-8"?>
 <ct:contentTypeSchema xmlns:ct="http://schemas.microsoft.com/office/2006/metadata/contentType" xmlns:ma="http://schemas.microsoft.com/office/2006/metadata/properties/metaAttributes" ct:_="" ma:_="" ma:contentTypeName="Documento" ma:contentTypeID="0x0101006A81D6BD42E8DF4C91013959704817E1" ma:contentTypeVersion="15" ma:contentTypeDescription="Crear nuevo documento." ma:contentTypeScope="" ma:versionID="bf4f72ffd194f0963ff564daca6869f7">
   <xsd:schema xmlns:xsd="http://www.w3.org/2001/XMLSchema" xmlns:xs="http://www.w3.org/2001/XMLSchema" xmlns:p="http://schemas.microsoft.com/office/2006/metadata/properties" xmlns:ns2="13c90a0b-73bc-4dc0-be5f-28d77b615beb" xmlns:ns3="13c93bba-48ce-428c-bfe5-88b42c19b028" targetNamespace="http://schemas.microsoft.com/office/2006/metadata/properties" ma:root="true" ma:fieldsID="8718d6f4873a5b1392a45044efa78385" ns2:_="" ns3:_="">
     <xsd:import namespace="13c90a0b-73bc-4dc0-be5f-28d77b615beb"/>
@@ -14865,16 +14811,11 @@
 </ct:contentTypeSchema>
 </file>
 
-<file path=customXml/item3.xml><?xml version="1.0" encoding="utf-8"?>
-<?mso-contentType ?>
-<FormTemplates xmlns="http://schemas.microsoft.com/sharepoint/v3/contenttype/forms">
-  <Display>DocumentLibraryForm</Display>
-  <Edit>DocumentLibraryForm</Edit>
-  <New>DocumentLibraryForm</New>
-</FormTemplates>
+<file path=customXml/item2.xml><?xml version="1.0" encoding="utf-8"?>
+<b:Sources xmlns:b="http://schemas.openxmlformats.org/officeDocument/2006/bibliography" xmlns="http://schemas.openxmlformats.org/officeDocument/2006/bibliography" SelectedStyle="\APASixthEditionOfficeOnline.xsl" StyleName="APA" Version="6"/>
 </file>
 
-<file path=customXml/item4.xml><?xml version="1.0" encoding="utf-8"?>
+<file path=customXml/item3.xml><?xml version="1.0" encoding="utf-8"?>
 <p:properties xmlns:p="http://schemas.microsoft.com/office/2006/metadata/properties" xmlns:xsi="http://www.w3.org/2001/XMLSchema-instance" xmlns:pc="http://schemas.microsoft.com/office/infopath/2007/PartnerControls">
   <documentManagement>
     <TaxCatchAll xmlns="13c90a0b-73bc-4dc0-be5f-28d77b615beb" xsi:nil="true"/>
@@ -14885,15 +14826,16 @@
 </p:properties>
 </file>
 
-<file path=customXml/itemProps1.xml><?xml version="1.0" encoding="utf-8"?>
-<ds:datastoreItem xmlns:ds="http://schemas.openxmlformats.org/officeDocument/2006/customXml" ds:itemID="{E8AB44A3-7C62-4BD2-82ED-8ABC209970FA}">
-  <ds:schemaRefs>
-    <ds:schemaRef ds:uri="http://schemas.openxmlformats.org/officeDocument/2006/bibliography"/>
-  </ds:schemaRefs>
-</ds:datastoreItem>
+<file path=customXml/item4.xml><?xml version="1.0" encoding="utf-8"?>
+<?mso-contentType ?>
+<FormTemplates xmlns="http://schemas.microsoft.com/sharepoint/v3/contenttype/forms">
+  <Display>DocumentLibraryForm</Display>
+  <Edit>DocumentLibraryForm</Edit>
+  <New>DocumentLibraryForm</New>
+</FormTemplates>
 </file>
 
-<file path=customXml/itemProps2.xml><?xml version="1.0" encoding="utf-8"?>
+<file path=customXml/itemProps1.xml><?xml version="1.0" encoding="utf-8"?>
 <ds:datastoreItem xmlns:ds="http://schemas.openxmlformats.org/officeDocument/2006/customXml" ds:itemID="{03EECAA0-8291-434E-BCF8-77B7C2D10B03}">
   <ds:schemaRefs>
     <ds:schemaRef ds:uri="http://schemas.microsoft.com/office/2006/metadata/contentType"/>
@@ -14912,15 +14854,15 @@
 </ds:datastoreItem>
 </file>
 
-<file path=customXml/itemProps3.xml><?xml version="1.0" encoding="utf-8"?>
-<ds:datastoreItem xmlns:ds="http://schemas.openxmlformats.org/officeDocument/2006/customXml" ds:itemID="{81CBDEC1-3B00-44ED-AD36-0268077980BA}">
+<file path=customXml/itemProps2.xml><?xml version="1.0" encoding="utf-8"?>
+<ds:datastoreItem xmlns:ds="http://schemas.openxmlformats.org/officeDocument/2006/customXml" ds:itemID="{E8AB44A3-7C62-4BD2-82ED-8ABC209970FA}">
   <ds:schemaRefs>
-    <ds:schemaRef ds:uri="http://schemas.microsoft.com/sharepoint/v3/contenttype/forms"/>
+    <ds:schemaRef ds:uri="http://schemas.openxmlformats.org/officeDocument/2006/bibliography"/>
   </ds:schemaRefs>
 </ds:datastoreItem>
 </file>
 
-<file path=customXml/itemProps4.xml><?xml version="1.0" encoding="utf-8"?>
+<file path=customXml/itemProps3.xml><?xml version="1.0" encoding="utf-8"?>
 <ds:datastoreItem xmlns:ds="http://schemas.openxmlformats.org/officeDocument/2006/customXml" ds:itemID="{1145D752-ACC1-45E1-AB53-0C756F67FC7F}">
   <ds:schemaRefs>
     <ds:schemaRef ds:uri="http://schemas.microsoft.com/office/2006/metadata/properties"/>
@@ -14929,4 +14871,12 @@
     <ds:schemaRef ds:uri="13c93bba-48ce-428c-bfe5-88b42c19b028"/>
   </ds:schemaRefs>
 </ds:datastoreItem>
+</file>
+
+<file path=customXml/itemProps4.xml><?xml version="1.0" encoding="utf-8"?>
+<ds:datastoreItem xmlns:ds="http://schemas.openxmlformats.org/officeDocument/2006/customXml" ds:itemID="{81CBDEC1-3B00-44ED-AD36-0268077980BA}">
+  <ds:schemaRefs>
+    <ds:schemaRef ds:uri="http://schemas.microsoft.com/sharepoint/v3/contenttype/forms"/>
+  </ds:schemaRefs>
+</ds:datastoreItem>
 </file>
--- a/fuentes/621602_CF02_DU.docx
+++ b/fuentes/621602_CF02_DU.docx
@@ -308,7 +308,7 @@
               </wp:anchor>
             </w:drawing>
           </mc:Choice>
-          <mc:Fallback xmlns:a="http://schemas.openxmlformats.org/drawingml/2006/main" xmlns:adec="http://schemas.microsoft.com/office/drawing/2017/decorative" xmlns:pic="http://schemas.openxmlformats.org/drawingml/2006/picture" xmlns:a14="http://schemas.microsoft.com/office/drawing/2010/main" xmlns:asvg="http://schemas.microsoft.com/office/drawing/2016/SVG/main">
+          <mc:Fallback xmlns:asvg="http://schemas.microsoft.com/office/drawing/2016/SVG/main" xmlns:a14="http://schemas.microsoft.com/office/drawing/2010/main" xmlns:pic="http://schemas.openxmlformats.org/drawingml/2006/picture" xmlns:adec="http://schemas.microsoft.com/office/drawing/2017/decorative" xmlns:a="http://schemas.openxmlformats.org/drawingml/2006/main">
             <w:pict>
               <v:rect id="Rectángulo 3" style="position:absolute;margin-left:0;margin-top:34.95pt;width:616.85pt;height:192.75pt;z-index:-251655168;visibility:visible;mso-wrap-style:square;mso-width-percent:0;mso-height-percent:0;mso-wrap-distance-left:9pt;mso-wrap-distance-top:0;mso-wrap-distance-right:9pt;mso-wrap-distance-bottom:0;mso-position-horizontal:left;mso-position-horizontal-relative:page;mso-position-vertical:absolute;mso-position-vertical-relative:text;mso-width-percent:0;mso-height-percent:0;mso-width-relative:margin;mso-height-relative:margin;v-text-anchor:middle" alt="&quot;&quot;" o:spid="_x0000_s1026" fillcolor="#00314d" stroked="f" strokeweight="1pt" w14:anchorId="3A877550" o:gfxdata="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">
                 <w10:wrap anchorx="page"/>
@@ -2798,7 +2798,7 @@
     </w:tbl>
     <w:p>
       <w:pPr>
-        <w:ind w:firstLine="0"/>
+        <w:ind w:firstLine="360"/>
       </w:pPr>
       <w:r>
         <w:t>Nota. SENA, (2026).</w:t>
@@ -3470,7 +3470,7 @@
     </w:tbl>
     <w:p>
       <w:pPr>
-        <w:ind w:firstLine="0"/>
+        <w:ind w:firstLine="360"/>
       </w:pPr>
       <w:r>
         <w:t>Nota. SENA, (2026).</w:t>
@@ -3849,7 +3849,7 @@
     </w:tbl>
     <w:p>
       <w:pPr>
-        <w:ind w:firstLine="0"/>
+        <w:ind w:firstLine="708"/>
       </w:pPr>
       <w:r>
         <w:t>Nota. SENA, (2026).</w:t>
@@ -3989,6 +3989,9 @@
         <w:jc w:val="center"/>
       </w:pPr>
       <w:r>
+        <w:rPr>
+          <w:noProof/>
+        </w:rPr>
         <w:drawing>
           <wp:inline distT="0" distB="0" distL="0" distR="0" wp14:anchorId="3BC22F68" wp14:editId="4BABDB9B">
             <wp:extent cx="3914775" cy="2238472"/>
@@ -4564,7 +4567,7 @@
     </w:tbl>
     <w:p>
       <w:pPr>
-        <w:ind w:firstLine="0"/>
+        <w:ind w:firstLine="708"/>
         <w:rPr>
           <w:bCs/>
         </w:rPr>
@@ -5768,7 +5771,7 @@
     </w:tbl>
     <w:p>
       <w:pPr>
-        <w:ind w:firstLine="0"/>
+        <w:ind w:firstLine="708"/>
         <w:rPr>
           <w:lang w:val="es-419" w:eastAsia="es-CO"/>
         </w:rPr>
@@ -6795,7 +6798,7 @@
     </w:tbl>
     <w:p>
       <w:pPr>
-        <w:ind w:firstLine="0"/>
+        <w:ind w:firstLine="708"/>
         <w:rPr>
           <w:lang w:val="es-419" w:eastAsia="es-CO"/>
         </w:rPr>
@@ -8359,7 +8362,7 @@
                 <w:rFonts w:eastAsiaTheme="minorEastAsia"/>
                 <w:color w:val="000000"/>
               </w:rPr>
-              <w:t>Responsable Nacional Ecosistema de Recursos Educativos Digitales (RED) - Profesional 06</w:t>
+              <w:t>Profesional G06. Responsable Ecosistema Virtual de Recursos Educativos Digitales</w:t>
             </w:r>
           </w:p>
         </w:tc>
@@ -13003,12 +13006,7 @@
 </file>
 
 <file path=customXml/item1.xml><?xml version="1.0" encoding="utf-8"?>
-<?mso-contentType ?>
-<FormTemplates xmlns="http://schemas.microsoft.com/sharepoint/v3/contenttype/forms">
-  <Display>DocumentLibraryForm</Display>
-  <Edit>DocumentLibraryForm</Edit>
-  <New>DocumentLibraryForm</New>
-</FormTemplates>
+<b:Sources xmlns:b="http://schemas.openxmlformats.org/officeDocument/2006/bibliography" xmlns="http://schemas.openxmlformats.org/officeDocument/2006/bibliography" SelectedStyle="\APASixthEditionOfficeOnline.xsl" StyleName="APA" Version="6"/>
 </file>
 
 <file path=customXml/item2.xml><?xml version="1.0" encoding="utf-8"?>
@@ -13023,7 +13021,12 @@
 </file>
 
 <file path=customXml/item3.xml><?xml version="1.0" encoding="utf-8"?>
-<b:Sources xmlns:b="http://schemas.openxmlformats.org/officeDocument/2006/bibliography" xmlns="http://schemas.openxmlformats.org/officeDocument/2006/bibliography" SelectedStyle="\APASixthEditionOfficeOnline.xsl" StyleName="APA" Version="6"/>
+<?mso-contentType ?>
+<FormTemplates xmlns="http://schemas.microsoft.com/sharepoint/v3/contenttype/forms">
+  <Display>DocumentLibraryForm</Display>
+  <Edit>DocumentLibraryForm</Edit>
+  <New>DocumentLibraryForm</New>
+</FormTemplates>
 </file>
 
 <file path=customXml/item4.xml><?xml version="1.0" encoding="utf-8"?>
@@ -13262,9 +13265,9 @@
 </file>
 
 <file path=customXml/itemProps1.xml><?xml version="1.0" encoding="utf-8"?>
-<ds:datastoreItem xmlns:ds="http://schemas.openxmlformats.org/officeDocument/2006/customXml" ds:itemID="{81CBDEC1-3B00-44ED-AD36-0268077980BA}">
+<ds:datastoreItem xmlns:ds="http://schemas.openxmlformats.org/officeDocument/2006/customXml" ds:itemID="{E8AB44A3-7C62-4BD2-82ED-8ABC209970FA}">
   <ds:schemaRefs>
-    <ds:schemaRef ds:uri="http://schemas.microsoft.com/sharepoint/v3/contenttype/forms"/>
+    <ds:schemaRef ds:uri="http://schemas.openxmlformats.org/officeDocument/2006/bibliography"/>
   </ds:schemaRefs>
 </ds:datastoreItem>
 </file>
@@ -13281,9 +13284,9 @@
 </file>
 
 <file path=customXml/itemProps3.xml><?xml version="1.0" encoding="utf-8"?>
-<ds:datastoreItem xmlns:ds="http://schemas.openxmlformats.org/officeDocument/2006/customXml" ds:itemID="{E8AB44A3-7C62-4BD2-82ED-8ABC209970FA}">
+<ds:datastoreItem xmlns:ds="http://schemas.openxmlformats.org/officeDocument/2006/customXml" ds:itemID="{81CBDEC1-3B00-44ED-AD36-0268077980BA}">
   <ds:schemaRefs>
-    <ds:schemaRef ds:uri="http://schemas.openxmlformats.org/officeDocument/2006/bibliography"/>
+    <ds:schemaRef ds:uri="http://schemas.microsoft.com/sharepoint/v3/contenttype/forms"/>
   </ds:schemaRefs>
 </ds:datastoreItem>
 </file>
